--- a/vertrag/06_AnlageD_Abnahmeprotokoll.docx
+++ b/vertrag/06_AnlageD_Abnahmeprotokoll.docx
@@ -177,20 +177,20 @@
           <w:sz w:val="21"/>
           <w:szCs w:val="21"/>
         </w:rPr>
-        <w:t xml:space="preserve">NexAI – Next Generation Intelligence GbR</w:t>
-      </w:r>
-      <w:r>
-        <w:rPr>
-          <w:rFonts w:ascii="Arial" w:cs="Arial" w:eastAsia="Arial" w:hAnsi="Arial"/>
-          <w:b w:val="false"/>
-          <w:bCs w:val="false"/>
-          <w:i w:val="false"/>
-          <w:iCs w:val="false"/>
-          <w:color w:val="1A1A1A"/>
-          <w:sz w:val="21"/>
-          <w:szCs w:val="21"/>
-        </w:rPr>
-        <w:t xml:space="preserve">, Untere Bergstraße 13, 74586 Frankenhardt-Honhardt, Deutschland, vertreten durch die Gesellschafter Maximilian Trenk und Jason Brian Merklein, E-Mail mbt@nex-a-i.com, Telefon 0176 20147646 — nachfolgend „NexAI".</w:t>
+        <w:t xml:space="preserve">NexAI – Next Generation Artificial Intelligence GbR</w:t>
+      </w:r>
+      <w:r>
+        <w:rPr>
+          <w:rFonts w:ascii="Arial" w:cs="Arial" w:eastAsia="Arial" w:hAnsi="Arial"/>
+          <w:b w:val="false"/>
+          <w:bCs w:val="false"/>
+          <w:i w:val="false"/>
+          <w:iCs w:val="false"/>
+          <w:color w:val="1A1A1A"/>
+          <w:sz w:val="21"/>
+          <w:szCs w:val="21"/>
+        </w:rPr>
+        <w:t xml:space="preserve">, Untere Bergstraße 13, 74586 Frankenhardt-Honhardt, Deutschland, vertreten durch die Gesellschafter Maximilian Trenk und Jason Brian Merklein, E-Mail mbt@nex-a-i.com, Telefon 0176 80714816 — nachfolgend „NexAI".</w:t>
       </w:r>
     </w:p>
     <w:p>
@@ -2330,7 +2330,7 @@
         <w:sz w:val="15"/>
         <w:szCs w:val="15"/>
       </w:rPr>
-      <w:t xml:space="preserve">NexAI – Next Generation Intelligence GbR</w:t>
+      <w:t xml:space="preserve">NexAI – Next Generation Artificial Intelligence GbR</w:t>
     </w:r>
     <w:r>
       <w:rPr>

--- a/vertrag/06_AnlageD_Abnahmeprotokoll.docx
+++ b/vertrag/06_AnlageD_Abnahmeprotokoll.docx
@@ -107,7 +107,7 @@
           <w:sz w:val="21"/>
           <w:szCs w:val="21"/>
         </w:rPr>
-        <w:t xml:space="preserve"> (einmalige Werkleistungen, insbesondere Website-Erstellung und Ersteinrichtung) im Sinne der Vertragsdokumente. Es ergänzt den zwischen den Parteien geschlossenen Rahmenvertrag und das zugehörige Auftragsformular/den Leistungsschein und wird nach seiner Unterzeichnung Bestandteil der Vertragsdokumente.</w:t>
+        <w:t xml:space="preserve"> (einmalige Werkleistungen, insbesondere die Ersteinrichtung von Agenten und die Einrichtung von Anwendungen) im Sinne der Vertragsdokumente. Es ergänzt den zwischen den Parteien geschlossenen Rahmenvertrag und das zugehörige Auftragsformular/den Leistungsschein und wird nach seiner Unterzeichnung Bestandteil der Vertragsdokumente.</w:t>
       </w:r>
     </w:p>
     <w:p>
@@ -824,7 +824,7 @@
           <w:sz w:val="21"/>
           <w:szCs w:val="21"/>
         </w:rPr>
-        <w:t xml:space="preserve">Social-Media-Agent</w:t>
+        <w:t xml:space="preserve">NexAI CRM (Einrichtung und Inbetriebnahme)</w:t>
       </w:r>
     </w:p>
     <w:p>
@@ -851,7 +851,7 @@
           <w:sz w:val="21"/>
           <w:szCs w:val="21"/>
         </w:rPr>
-        <w:t xml:space="preserve">Vertriebs-/Akquise-Agent</w:t>
+        <w:t xml:space="preserve">NexAI Kalender (Einrichtung und Inbetriebnahme)</w:t>
       </w:r>
     </w:p>
     <w:p>
@@ -1067,7 +1067,7 @@
           <w:sz w:val="21"/>
           <w:szCs w:val="21"/>
         </w:rPr>
-        <w:t xml:space="preserve">Website (Erstellung / Relaunch)</w:t>
+        <w:t xml:space="preserve">NexAI App / individuelle Anwendung (Einrichtung und Bereitstellung)</w:t>
       </w:r>
     </w:p>
     <w:p>

--- a/vertrag/06_AnlageD_Abnahmeprotokoll.docx
+++ b/vertrag/06_AnlageD_Abnahmeprotokoll.docx
@@ -62,7 +62,7 @@
           <w:sz w:val="18"/>
           <w:szCs w:val="18"/>
         </w:rPr>
-        <w:t xml:space="preserve">Stand: Juli 2026</w:t>
+        <w:t xml:space="preserve">Stand: September 2026</w:t>
       </w:r>
     </w:p>
     <w:p>
